--- a/Quellen/Anhänge/Buch/Der-Test-Fragebogen.docx
+++ b/Quellen/Anhänge/Buch/Der-Test-Fragebogen.docx
@@ -86,7 +86,7 @@
         <w:spacing w:after="100"/>
       </w:pPr>
       <w:r>
-        <w:t xml:space="preserve">Fühlst du manchmal diese leise Ungerechtigkeit – dass du dir alles hart erarbeiten musstest, während es für andere einfach so lief – auch wenn du eigentlich weißt, dass genau das dein Vorteil vor den anderen ist?</w:t>
+        <w:t>Fühlst du manchmal diese leise Ungerechtigkeit – dass du dir alles hart erarbeiten musstest, während es für andere eine Art Selbstläufer war?</w:t>
       </w:r>
     </w:p>
     <w:p>
